--- a/Khanh(24_5)_Phieu giao nhiem vu.docx
+++ b/Khanh(24_5)_Phieu giao nhiem vu.docx
@@ -398,7 +398,7 @@
         <w:ind w:left="1" w:hanging="3"/>
         <w:jc w:val="center"/>
         <w:rPr>
-          <w:rFonts w:ascii="Times New Roman" w:eastAsiaTheme="minorEastAsia" w:hAnsi="Times New Roman" w:hint="eastAsia"/>
+          <w:rFonts w:ascii="Times New Roman" w:eastAsiaTheme="minorEastAsia" w:hAnsi="Times New Roman"/>
           <w:lang w:eastAsia="ja-JP"/>
         </w:rPr>
       </w:pPr>
@@ -1714,7 +1714,7 @@
           <w:szCs w:val="24"/>
           <w:lang w:val="vi-VN" w:eastAsia="ja-JP"/>
         </w:rPr>
-        <w:t xml:space="preserve"> xe sẽ dừng lại </w:t>
+        <w:t xml:space="preserve"> xe dừng lại </w:t>
       </w:r>
       <w:r>
         <w:rPr>
@@ -2342,7 +2342,25 @@
           <w:szCs w:val="24"/>
           <w:lang w:eastAsia="ja-JP"/>
         </w:rPr>
-        <w:t xml:space="preserve"> ADC1 (Kênh CH4) tại chân Pin 32 để nội suy điện áp Pin nguồn từ mạch cầu phân áp.</w:t>
+        <w:t xml:space="preserve"> ADC1 (Kênh CH4) tại chân Pin 32 để </w:t>
+      </w:r>
+      <w:r>
+        <w:rPr>
+          <w:rFonts w:eastAsia="MS Mincho" w:hint="eastAsia"/>
+          <w:sz w:val="24"/>
+          <w:szCs w:val="24"/>
+          <w:lang w:eastAsia="ja-JP"/>
+        </w:rPr>
+        <w:t>đo</w:t>
+      </w:r>
+      <w:r>
+        <w:rPr>
+          <w:rFonts w:eastAsia="MS Mincho"/>
+          <w:sz w:val="24"/>
+          <w:szCs w:val="24"/>
+          <w:lang w:eastAsia="ja-JP"/>
+        </w:rPr>
+        <w:t xml:space="preserve"> điện áp Pin nguồn từ mạch cầu phân áp.</w:t>
       </w:r>
     </w:p>
     <w:p>
@@ -5400,7 +5418,7 @@
       <w:outlineLvl w:val="0"/>
     </w:pPr>
     <w:rPr>
-      <w:rFonts w:ascii="VNI-TIMES" w:eastAsia="Times New Roman" w:hAnsi="VNI-TIMES" w:cs="Times New Roman"/>
+      <w:rFonts w:ascii="VNI-Times" w:eastAsia="Times New Roman" w:hAnsi="VNI-Times" w:cs="Times New Roman"/>
       <w:position w:val="-1"/>
       <w:sz w:val="22"/>
       <w:szCs w:val="22"/>
@@ -5455,7 +5473,7 @@
     <w:uiPriority w:val="99"/>
     <w:rsid w:val="00F335C3"/>
     <w:rPr>
-      <w:rFonts w:ascii="VNI-TIMES" w:eastAsia="Times New Roman" w:hAnsi="VNI-TIMES" w:cs="Times New Roman"/>
+      <w:rFonts w:ascii="VNI-Times" w:eastAsia="Times New Roman" w:hAnsi="VNI-Times" w:cs="Times New Roman"/>
       <w:position w:val="-1"/>
       <w:sz w:val="22"/>
       <w:szCs w:val="22"/>
@@ -5484,7 +5502,7 @@
     <w:uiPriority w:val="99"/>
     <w:rsid w:val="00F335C3"/>
     <w:rPr>
-      <w:rFonts w:ascii="VNI-TIMES" w:eastAsia="Times New Roman" w:hAnsi="VNI-TIMES" w:cs="Times New Roman"/>
+      <w:rFonts w:ascii="VNI-Times" w:eastAsia="Times New Roman" w:hAnsi="VNI-Times" w:cs="Times New Roman"/>
       <w:position w:val="-1"/>
       <w:sz w:val="22"/>
       <w:szCs w:val="22"/>
@@ -5635,8 +5653,7 @@
     <w:pitch w:val="variable"/>
     <w:sig w:usb0="800002E7" w:usb1="2AC7FCFF" w:usb2="00000012" w:usb3="00000000" w:csb0="0002009F" w:csb1="00000000"/>
   </w:font>
-  <w:font w:name="VNI-TIMES">
-    <w:altName w:val="Arial"/>
+  <w:font w:name="VNI-Times">
     <w:panose1 w:val="00000000000000000000"/>
     <w:charset w:val="00"/>
     <w:family w:val="auto"/>
@@ -5714,8 +5731,10 @@
     <w:rsid w:val="00022897"/>
     <w:rsid w:val="00050276"/>
     <w:rsid w:val="001C3E9D"/>
+    <w:rsid w:val="003E1DF3"/>
     <w:rsid w:val="003F2151"/>
     <w:rsid w:val="00415642"/>
+    <w:rsid w:val="00455389"/>
     <w:rsid w:val="004579CD"/>
     <w:rsid w:val="00511D5A"/>
     <w:rsid w:val="005272BC"/>
